--- a/Week6_CI_Project_Documentation.docx
+++ b/Week6_CI_Project_Documentation.docx
@@ -1136,11 +1136,7 @@
         <w:br/>
         <w:t xml:space="preserve">        super().__init__(</w:t>
         <w:br/>
-        <w:t xml:space="preserve">            message=(</w:t>
-        <w:br/>
-        <w:t xml:space="preserve">                f"User '{user}' is not authorised to perform '{action}' on '{resource}'."</w:t>
-        <w:br/>
-        <w:t xml:space="preserve">            ),</w:t>
+        <w:t xml:space="preserve">            message=(f"User '{user}' is not authorised to perform '{action}' on '{resource}'."),</w:t>
         <w:br/>
         <w:t xml:space="preserve">            code=403,</w:t>
         <w:br/>
@@ -1270,7 +1266,9 @@
         <w:br/>
         <w:t>_SQL_INJECTION_PATTERN = re.compile(</w:t>
         <w:br/>
-        <w:t xml:space="preserve">    r"(\-\-|;|/\*|\*/|xp_|\bUNION\b|\bSELECT\b|\bINSERT\b|\bDELETE\b|\bDROP\b|\bALTER\b|\bCREATE\b)",</w:t>
+        <w:t xml:space="preserve">    r"(\-\-|;|/\*|\*/|xp_|\bUNION\b|\bSELECT\b|\bINSERT\b|\bDELETE\b|"</w:t>
+        <w:br/>
+        <w:t xml:space="preserve">    r"\bDROP\b|\bALTER\b|\bCREATE\b)",</w:t>
         <w:br/>
         <w:t xml:space="preserve">    re.IGNORECASE,</w:t>
         <w:br/>
@@ -1710,8 +1708,7 @@
         <w:br/>
         <w:t>from taskmanager.exceptions import InvalidTaskError</w:t>
         <w:br/>
-        <w:t>from taskmanager.security import sanitise_input, validate_username</w:t>
-        <w:br/>
+        <w:t>from taskmanager.security import validate_username</w:t>
         <w:br/>
         <w:br/>
         <w:t># ---------------------------------------------------------------------------</w:t>
@@ -2342,19 +2339,13 @@
         <w:br/>
         <w:t xml:space="preserve">        raise InvalidTaskError(</w:t>
         <w:br/>
-        <w:t xml:space="preserve">            f"Title must not exceed {TITLE_MAX_LEN} characters "</w:t>
-        <w:br/>
-        <w:t xml:space="preserve">            f"(got {len(stripped)})."</w:t>
+        <w:t xml:space="preserve">            f"Title must not exceed {TITLE_MAX_LEN} characters " f"(got {len(stripped)})."</w:t>
         <w:br/>
         <w:t xml:space="preserve">        )</w:t>
         <w:br/>
         <w:t xml:space="preserve">    if not is_safe_string(stripped):</w:t>
         <w:br/>
-        <w:t xml:space="preserve">        raise InvalidTaskError(</w:t>
-        <w:br/>
-        <w:t xml:space="preserve">            "Title contains potentially unsafe characters or SQL keywords."</w:t>
-        <w:br/>
-        <w:t xml:space="preserve">        )</w:t>
+        <w:t xml:space="preserve">        raise InvalidTaskError("Title contains potentially unsafe characters or SQL keywords.")</w:t>
         <w:br/>
         <w:t xml:space="preserve">    return stripped</w:t>
         <w:br/>
@@ -2408,11 +2399,7 @@
         <w:br/>
         <w:t xml:space="preserve">    if len(description) &gt; DESCRIPTION_MAX_LEN:</w:t>
         <w:br/>
-        <w:t xml:space="preserve">        raise InvalidTaskError(</w:t>
-        <w:br/>
-        <w:t xml:space="preserve">            f"Description must not exceed {DESCRIPTION_MAX_LEN} characters."</w:t>
-        <w:br/>
-        <w:t xml:space="preserve">        )</w:t>
+        <w:t xml:space="preserve">        raise InvalidTaskError(f"Description must not exceed {DESCRIPTION_MAX_LEN} characters.")</w:t>
         <w:br/>
         <w:t xml:space="preserve">    if description and not is_safe_string(description):</w:t>
         <w:br/>
@@ -2471,11 +2458,7 @@
         <w:br/>
         <w:t xml:space="preserve">    valid = [p.value for p in Priority]</w:t>
         <w:br/>
-        <w:t xml:space="preserve">    raise InvalidTaskError(</w:t>
-        <w:br/>
-        <w:t xml:space="preserve">        f"Priority must be one of {valid}; got '{priority}'."</w:t>
-        <w:br/>
-        <w:t xml:space="preserve">    )</w:t>
+        <w:t xml:space="preserve">    raise InvalidTaskError(f"Priority must be one of {valid}; got '{priority}'.")</w:t>
         <w:br/>
         <w:br/>
         <w:br/>
@@ -2853,8 +2836,6 @@
         <w:br/>
         <w:t xml:space="preserve">    hash_password,</w:t>
         <w:br/>
-        <w:t xml:space="preserve">    sanitise_input,</w:t>
-        <w:br/>
         <w:t xml:space="preserve">    verify_password,</w:t>
         <w:br/>
         <w:t>)</w:t>
@@ -3370,24 +3351,28 @@
         <w:br/>
         <w:t xml:space="preserve">            from taskmanager.validators import validate_title</w:t>
         <w:br/>
+        <w:br/>
         <w:t xml:space="preserve">            task.title = validate_title(title)</w:t>
         <w:br/>
         <w:t xml:space="preserve">        if description is not None:</w:t>
         <w:br/>
         <w:t xml:space="preserve">            from taskmanager.validators import validate_description</w:t>
         <w:br/>
+        <w:br/>
         <w:t xml:space="preserve">            task.description = validate_description(description)</w:t>
         <w:br/>
         <w:t xml:space="preserve">        if priority is not None:</w:t>
         <w:br/>
         <w:t xml:space="preserve">            from taskmanager.validators import validate_priority</w:t>
         <w:br/>
+        <w:br/>
         <w:t xml:space="preserve">            task.priority = validate_priority(priority)</w:t>
         <w:br/>
         <w:t xml:space="preserve">        if tags is not None:</w:t>
         <w:br/>
         <w:t xml:space="preserve">            from taskmanager.validators import validate_tags</w:t>
         <w:br/>
+        <w:br/>
         <w:t xml:space="preserve">            task.tags = validate_tags(tags)</w:t>
         <w:br/>
         <w:br/>
@@ -3497,11 +3482,7 @@
         <w:br/>
         <w:t xml:space="preserve">        if task.status in (Status.DONE, Status.CANCELLED):</w:t>
         <w:br/>
-        <w:t xml:space="preserve">            raise InvalidTaskError(</w:t>
-        <w:br/>
-        <w:t xml:space="preserve">                f"Cannot complete a task with status '{task.status.value}'."</w:t>
-        <w:br/>
-        <w:t xml:space="preserve">            )</w:t>
+        <w:t xml:space="preserve">            raise InvalidTaskError(f"Cannot complete a task with status '{task.status.value}'.")</w:t>
         <w:br/>
         <w:t xml:space="preserve">        task.status = Status.DONE</w:t>
         <w:br/>
@@ -3545,11 +3526,7 @@
         <w:br/>
         <w:t xml:space="preserve">        if task.status in (Status.DONE, Status.CANCELLED):</w:t>
         <w:br/>
-        <w:t xml:space="preserve">            raise InvalidTaskError(</w:t>
-        <w:br/>
-        <w:t xml:space="preserve">                f"Cannot cancel a task with status '{task.status.value}'."</w:t>
-        <w:br/>
-        <w:t xml:space="preserve">            )</w:t>
+        <w:t xml:space="preserve">            raise InvalidTaskError(f"Cannot cancel a task with status '{task.status.value}'.")</w:t>
         <w:br/>
         <w:t xml:space="preserve">        task.status = Status.CANCELLED</w:t>
         <w:br/>
@@ -3779,7 +3756,6 @@
         <w:t>)</w:t>
         <w:br/>
         <w:br/>
-        <w:br/>
         <w:t># ---------------------------------------------------------------------------</w:t>
         <w:br/>
         <w:t># TaskManagerError (base)</w:t>
@@ -4172,7 +4148,6 @@
         <w:t>)</w:t>
         <w:br/>
         <w:br/>
-        <w:br/>
         <w:t># ---------------------------------------------------------------------------</w:t>
         <w:br/>
         <w:t># hash_password</w:t>
@@ -4398,11 +4373,11 @@
         <w:br/>
         <w:t xml:space="preserve">            token = generate_token()</w:t>
         <w:br/>
-        <w:t xml:space="preserve">            assert re.fullmatch(r"[A-Za-z0-9_\-]+", token), (</w:t>
-        <w:br/>
-        <w:t xml:space="preserve">                f"Token '{token}' contains unsafe characters"</w:t>
-        <w:br/>
-        <w:t xml:space="preserve">            )</w:t>
+        <w:t xml:space="preserve">            assert re.fullmatch(</w:t>
+        <w:br/>
+        <w:t xml:space="preserve">                r"[A-Za-z0-9_\-]+", token</w:t>
+        <w:br/>
+        <w:t xml:space="preserve">            ), f"Token '{token}' contains unsafe characters"</w:t>
         <w:br/>
         <w:br/>
         <w:t xml:space="preserve">    def test_unique_tokens(self):</w:t>
@@ -4562,19 +4537,19 @@
         <w:br/>
         <w:t xml:space="preserve">        [</w:t>
         <w:br/>
-        <w:t xml:space="preserve">            "",          # empty</w:t>
-        <w:br/>
-        <w:t xml:space="preserve">            "ab",        # too short (&lt; 3)</w:t>
-        <w:br/>
-        <w:t xml:space="preserve">            "a" * 51,    # too long (&gt; 50)</w:t>
-        <w:br/>
-        <w:t xml:space="preserve">            "user name", # space</w:t>
-        <w:br/>
-        <w:t xml:space="preserve">            "user@name", # @ symbol</w:t>
-        <w:br/>
-        <w:t xml:space="preserve">            None,        # not a string</w:t>
-        <w:br/>
-        <w:t xml:space="preserve">            123,         # integer</w:t>
+        <w:t xml:space="preserve">            "",  # empty</w:t>
+        <w:br/>
+        <w:t xml:space="preserve">            "ab",  # too short (&lt; 3)</w:t>
+        <w:br/>
+        <w:t xml:space="preserve">            "a" * 51,  # too long (&gt; 50)</w:t>
+        <w:br/>
+        <w:t xml:space="preserve">            "user name",  # space</w:t>
+        <w:br/>
+        <w:t xml:space="preserve">            "user@name",  # @ symbol</w:t>
+        <w:br/>
+        <w:t xml:space="preserve">            None,  # not a string</w:t>
+        <w:br/>
+        <w:t xml:space="preserve">            123,  # integer</w:t>
         <w:br/>
         <w:t xml:space="preserve">        ],</w:t>
         <w:br/>
@@ -4696,7 +4671,6 @@
         <w:t>from taskmanager.security import hash_password</w:t>
         <w:br/>
         <w:br/>
-        <w:br/>
         <w:t># ---------------------------------------------------------------------------</w:t>
         <w:br/>
         <w:t># Helpers</w:t>
@@ -4967,9 +4941,25 @@
         <w:br/>
         <w:t xml:space="preserve">        expected_keys = {</w:t>
         <w:br/>
-        <w:t xml:space="preserve">            "id", "title", "description", "priority", "status",</w:t>
-        <w:br/>
-        <w:t xml:space="preserve">            "owner", "assigned_to", "created_at", "updated_at", "tags",</w:t>
+        <w:t xml:space="preserve">            "id",</w:t>
+        <w:br/>
+        <w:t xml:space="preserve">            "title",</w:t>
+        <w:br/>
+        <w:t xml:space="preserve">            "description",</w:t>
+        <w:br/>
+        <w:t xml:space="preserve">            "priority",</w:t>
+        <w:br/>
+        <w:t xml:space="preserve">            "status",</w:t>
+        <w:br/>
+        <w:t xml:space="preserve">            "owner",</w:t>
+        <w:br/>
+        <w:t xml:space="preserve">            "assigned_to",</w:t>
+        <w:br/>
+        <w:t xml:space="preserve">            "created_at",</w:t>
+        <w:br/>
+        <w:t xml:space="preserve">            "updated_at",</w:t>
+        <w:br/>
+        <w:t xml:space="preserve">            "tags",</w:t>
         <w:br/>
         <w:t xml:space="preserve">        }</w:t>
         <w:br/>
@@ -5008,6 +4998,7 @@
         <w:br/>
         <w:t xml:space="preserve">        from datetime import datetime</w:t>
         <w:br/>
+        <w:br/>
         <w:t xml:space="preserve">        datetime.fromisoformat(d["created_at"])</w:t>
         <w:br/>
         <w:br/>
@@ -5072,11 +5063,7 @@
         <w:br/>
         <w:t>class TestPriorityEnum:</w:t>
         <w:br/>
-        <w:t xml:space="preserve">    @pytest.mark.parametrize(</w:t>
-        <w:br/>
-        <w:t xml:space="preserve">        "value", ["LOW", "MEDIUM", "HIGH", "CRITICAL"]</w:t>
-        <w:br/>
-        <w:t xml:space="preserve">    )</w:t>
+        <w:t xml:space="preserve">    @pytest.mark.parametrize("value", ["LOW", "MEDIUM", "HIGH", "CRITICAL"])</w:t>
         <w:br/>
         <w:t xml:space="preserve">    def test_all_values_exist(self, value):</w:t>
         <w:br/>
@@ -5105,11 +5092,7 @@
         <w:br/>
         <w:t>class TestStatusEnum:</w:t>
         <w:br/>
-        <w:t xml:space="preserve">    @pytest.mark.parametrize(</w:t>
-        <w:br/>
-        <w:t xml:space="preserve">        "value", ["PENDING", "IN_PROGRESS", "DONE", "CANCELLED"]</w:t>
-        <w:br/>
-        <w:t xml:space="preserve">    )</w:t>
+        <w:t xml:space="preserve">    @pytest.mark.parametrize("value", ["PENDING", "IN_PROGRESS", "DONE", "CANCELLED"])</w:t>
         <w:br/>
         <w:t xml:space="preserve">    def test_all_values_exist(self, value):</w:t>
         <w:br/>
@@ -5324,7 +5307,6 @@
         <w:t>)</w:t>
         <w:br/>
         <w:br/>
-        <w:br/>
         <w:t># ---------------------------------------------------------------------------</w:t>
         <w:br/>
         <w:t># validate_title</w:t>
@@ -5534,7 +5516,7 @@
         <w:br/>
         <w:t xml:space="preserve">            ("CRITICAL", Priority.CRITICAL),</w:t>
         <w:br/>
-        <w:t xml:space="preserve">            ("low", Priority.LOW),     # case-insensitive</w:t>
+        <w:t xml:space="preserve">            ("low", Priority.LOW),  # case-insensitive</w:t>
         <w:br/>
         <w:t xml:space="preserve">            ("high", Priority.HIGH),</w:t>
         <w:br/>
@@ -5817,11 +5799,7 @@
         <w:br/>
         <w:t xml:space="preserve">        with pytest.raises(InvalidTaskError):</w:t>
         <w:br/>
-        <w:t xml:space="preserve">            validate_task_input(</w:t>
-        <w:br/>
-        <w:t xml:space="preserve">                title="Valid title", description="ok", priority="ULTRA"</w:t>
-        <w:br/>
-        <w:t xml:space="preserve">            )</w:t>
+        <w:t xml:space="preserve">            validate_task_input(title="Valid title", description="ok", priority="ULTRA")</w:t>
         <w:br/>
         <w:br/>
         <w:t xml:space="preserve">    def test_future_due_date_accepted(self):</w:t>
@@ -5959,7 +5937,6 @@
         <w:t>from taskmanager.models import Priority, Status</w:t>
         <w:br/>
         <w:br/>
-        <w:br/>
         <w:t># ---------------------------------------------------------------------------</w:t>
         <w:br/>
         <w:t># Fixtures</w:t>
@@ -6342,107 +6319,83 @@
         <w:br/>
         <w:t xml:space="preserve">        """Task owner can update the title."""</w:t>
         <w:br/>
+        <w:t xml:space="preserve">        task = manager_with_tasks.update_task(task_id=1, requester="alice", title="Renamed Task")</w:t>
+        <w:br/>
+        <w:t xml:space="preserve">        assert task.title == "Renamed Task"</w:t>
+        <w:br/>
+        <w:br/>
+        <w:t xml:space="preserve">    def test_owner_can_update_priority(self, manager_with_tasks):</w:t>
+        <w:br/>
+        <w:t xml:space="preserve">        """Task owner can change priority."""</w:t>
+        <w:br/>
+        <w:t xml:space="preserve">        task = manager_with_tasks.update_task(task_id=1, requester="alice", priority="CRITICAL")</w:t>
+        <w:br/>
+        <w:t xml:space="preserve">        assert task.priority == Priority.CRITICAL</w:t>
+        <w:br/>
+        <w:br/>
+        <w:t xml:space="preserve">    def test_non_owner_cannot_update(self, manager_with_tasks):</w:t>
+        <w:br/>
+        <w:t xml:space="preserve">        """Non-owner → AuthorizationError."""</w:t>
+        <w:br/>
+        <w:t xml:space="preserve">        with pytest.raises(AuthorizationError):</w:t>
+        <w:br/>
+        <w:t xml:space="preserve">            manager_with_tasks.update_task(task_id=1, requester="bob", title="Stolen update")</w:t>
+        <w:br/>
+        <w:br/>
+        <w:t xml:space="preserve">    def test_admin_can_update_any_task(self, manager_with_tasks):</w:t>
+        <w:br/>
+        <w:t xml:space="preserve">        """Admin can update any task regardless of ownership."""</w:t>
+        <w:br/>
         <w:t xml:space="preserve">        task = manager_with_tasks.update_task(</w:t>
         <w:br/>
-        <w:t xml:space="preserve">            task_id=1, requester="alice", title="Renamed Task"</w:t>
+        <w:t xml:space="preserve">            task_id=1, requester="admin_user", title="Admin revision"</w:t>
         <w:br/>
         <w:t xml:space="preserve">        )</w:t>
         <w:br/>
-        <w:t xml:space="preserve">        assert task.title == "Renamed Task"</w:t>
-        <w:br/>
-        <w:br/>
-        <w:t xml:space="preserve">    def test_owner_can_update_priority(self, manager_with_tasks):</w:t>
-        <w:br/>
-        <w:t xml:space="preserve">        """Task owner can change priority."""</w:t>
-        <w:br/>
-        <w:t xml:space="preserve">        task = manager_with_tasks.update_task(</w:t>
-        <w:br/>
-        <w:t xml:space="preserve">            task_id=1, requester="alice", priority="CRITICAL"</w:t>
-        <w:br/>
-        <w:t xml:space="preserve">        )</w:t>
-        <w:br/>
-        <w:t xml:space="preserve">        assert task.priority == Priority.CRITICAL</w:t>
-        <w:br/>
-        <w:br/>
-        <w:t xml:space="preserve">    def test_non_owner_cannot_update(self, manager_with_tasks):</w:t>
-        <w:br/>
-        <w:t xml:space="preserve">        """Non-owner → AuthorizationError."""</w:t>
+        <w:t xml:space="preserve">        assert task.title == "Admin revision"</w:t>
+        <w:br/>
+        <w:br/>
+        <w:t xml:space="preserve">    def test_update_nonexistent_raises(self, manager_with_tasks):</w:t>
+        <w:br/>
+        <w:t xml:space="preserve">        """Updating a nonexistent task → TaskNotFoundError."""</w:t>
+        <w:br/>
+        <w:t xml:space="preserve">        with pytest.raises(TaskNotFoundError):</w:t>
+        <w:br/>
+        <w:t xml:space="preserve">            manager_with_tasks.update_task(task_id=999, requester="alice", title="Nope")</w:t>
+        <w:br/>
+        <w:br/>
+        <w:br/>
+        <w:t># ---------------------------------------------------------------------------</w:t>
+        <w:br/>
+        <w:t># Task assignment</w:t>
+        <w:br/>
+        <w:t># ---------------------------------------------------------------------------</w:t>
+        <w:br/>
+        <w:br/>
+        <w:br/>
+        <w:t>class TestAssignTask:</w:t>
+        <w:br/>
+        <w:t xml:space="preserve">    """Tests for assign_task."""</w:t>
+        <w:br/>
+        <w:br/>
+        <w:t xml:space="preserve">    def test_owner_assigns_to_bob(self, manager_with_tasks):</w:t>
+        <w:br/>
+        <w:t xml:space="preserve">        """Sample data: alice assigns task#1 to bob → status=IN_PROGRESS."""</w:t>
+        <w:br/>
+        <w:t xml:space="preserve">        task = manager_with_tasks.assign_task(task_id=1, assignee="bob", requester="alice")</w:t>
+        <w:br/>
+        <w:t xml:space="preserve">        assert task.assigned_to == "bob"</w:t>
+        <w:br/>
+        <w:t xml:space="preserve">        assert task.status == Status.IN_PROGRESS</w:t>
+        <w:br/>
+        <w:br/>
+        <w:t xml:space="preserve">    def test_non_owner_cannot_assign(self, manager_with_tasks):</w:t>
+        <w:br/>
+        <w:t xml:space="preserve">        """Non-owner (bob) cannot assign alice's task → AuthorizationError."""</w:t>
         <w:br/>
         <w:t xml:space="preserve">        with pytest.raises(AuthorizationError):</w:t>
         <w:br/>
-        <w:t xml:space="preserve">            manager_with_tasks.update_task(</w:t>
-        <w:br/>
-        <w:t xml:space="preserve">                task_id=1, requester="bob", title="Stolen update"</w:t>
-        <w:br/>
-        <w:t xml:space="preserve">            )</w:t>
-        <w:br/>
-        <w:br/>
-        <w:t xml:space="preserve">    def test_admin_can_update_any_task(self, manager_with_tasks):</w:t>
-        <w:br/>
-        <w:t xml:space="preserve">        """Admin can update any task regardless of ownership."""</w:t>
-        <w:br/>
-        <w:t xml:space="preserve">        task = manager_with_tasks.update_task(</w:t>
-        <w:br/>
-        <w:t xml:space="preserve">            task_id=1, requester="admin_user", title="Admin revision"</w:t>
-        <w:br/>
-        <w:t xml:space="preserve">        )</w:t>
-        <w:br/>
-        <w:t xml:space="preserve">        assert task.title == "Admin revision"</w:t>
-        <w:br/>
-        <w:br/>
-        <w:t xml:space="preserve">    def test_update_nonexistent_raises(self, manager_with_tasks):</w:t>
-        <w:br/>
-        <w:t xml:space="preserve">        """Updating a nonexistent task → TaskNotFoundError."""</w:t>
-        <w:br/>
-        <w:t xml:space="preserve">        with pytest.raises(TaskNotFoundError):</w:t>
-        <w:br/>
-        <w:t xml:space="preserve">            manager_with_tasks.update_task(</w:t>
-        <w:br/>
-        <w:t xml:space="preserve">                task_id=999, requester="alice", title="Nope"</w:t>
-        <w:br/>
-        <w:t xml:space="preserve">            )</w:t>
-        <w:br/>
-        <w:br/>
-        <w:br/>
-        <w:t># ---------------------------------------------------------------------------</w:t>
-        <w:br/>
-        <w:t># Task assignment</w:t>
-        <w:br/>
-        <w:t># ---------------------------------------------------------------------------</w:t>
-        <w:br/>
-        <w:br/>
-        <w:br/>
-        <w:t>class TestAssignTask:</w:t>
-        <w:br/>
-        <w:t xml:space="preserve">    """Tests for assign_task."""</w:t>
-        <w:br/>
-        <w:br/>
-        <w:t xml:space="preserve">    def test_owner_assigns_to_bob(self, manager_with_tasks):</w:t>
-        <w:br/>
-        <w:t xml:space="preserve">        """Sample data: alice assigns task#1 to bob → status=IN_PROGRESS."""</w:t>
-        <w:br/>
-        <w:t xml:space="preserve">        task = manager_with_tasks.assign_task(</w:t>
-        <w:br/>
-        <w:t xml:space="preserve">            task_id=1, assignee="bob", requester="alice"</w:t>
-        <w:br/>
-        <w:t xml:space="preserve">        )</w:t>
-        <w:br/>
-        <w:t xml:space="preserve">        assert task.assigned_to == "bob"</w:t>
-        <w:br/>
-        <w:t xml:space="preserve">        assert task.status == Status.IN_PROGRESS</w:t>
-        <w:br/>
-        <w:br/>
-        <w:t xml:space="preserve">    def test_non_owner_cannot_assign(self, manager_with_tasks):</w:t>
-        <w:br/>
-        <w:t xml:space="preserve">        """Non-owner (bob) cannot assign alice's task → AuthorizationError."""</w:t>
-        <w:br/>
-        <w:t xml:space="preserve">        with pytest.raises(AuthorizationError):</w:t>
-        <w:br/>
-        <w:t xml:space="preserve">            manager_with_tasks.assign_task(</w:t>
-        <w:br/>
-        <w:t xml:space="preserve">                task_id=1, assignee="bob", requester="bob"</w:t>
-        <w:br/>
-        <w:t xml:space="preserve">            )</w:t>
+        <w:t xml:space="preserve">            manager_with_tasks.assign_task(task_id=1, assignee="bob", requester="bob")</w:t>
         <w:br/>
         <w:br/>
         <w:t xml:space="preserve">    def test_assign_to_unregistered_user_raises(self, manager_with_tasks):</w:t>
@@ -6451,22 +6404,14 @@
         <w:br/>
         <w:t xml:space="preserve">        with pytest.raises(AuthenticationError):</w:t>
         <w:br/>
-        <w:t xml:space="preserve">            manager_with_tasks.assign_task(</w:t>
-        <w:br/>
-        <w:t xml:space="preserve">                task_id=1, assignee="ghost", requester="alice"</w:t>
-        <w:br/>
-        <w:t xml:space="preserve">            )</w:t>
+        <w:t xml:space="preserve">            manager_with_tasks.assign_task(task_id=1, assignee="ghost", requester="alice")</w:t>
         <w:br/>
         <w:br/>
         <w:t xml:space="preserve">    def test_admin_can_assign_any_task(self, manager_with_tasks):</w:t>
         <w:br/>
         <w:t xml:space="preserve">        """Admin can assign any task."""</w:t>
         <w:br/>
-        <w:t xml:space="preserve">        task = manager_with_tasks.assign_task(</w:t>
-        <w:br/>
-        <w:t xml:space="preserve">            task_id=1, assignee="bob", requester="admin_user"</w:t>
-        <w:br/>
-        <w:t xml:space="preserve">        )</w:t>
+        <w:t xml:space="preserve">        task = manager_with_tasks.assign_task(task_id=1, assignee="bob", requester="admin_user")</w:t>
         <w:br/>
         <w:t xml:space="preserve">        assert task.assigned_to == "bob"</w:t>
         <w:br/>

--- a/Week6_CI_Project_Documentation.docx
+++ b/Week6_CI_Project_Documentation.docx
@@ -1703,7 +1703,7 @@
         <w:br/>
         <w:t>from enum import Enum</w:t>
         <w:br/>
-        <w:t>from typing import Optional</w:t>
+        <w:t>from typing import Any, Optional</w:t>
         <w:br/>
         <w:br/>
         <w:t>from taskmanager.exceptions import InvalidTaskError</w:t>
@@ -1845,7 +1845,7 @@
         <w:br/>
         <w:t xml:space="preserve">    updated_at: datetime = field(default_factory=lambda: datetime.now(timezone.utc))</w:t>
         <w:br/>
-        <w:t xml:space="preserve">    tags: list = field(default_factory=list)</w:t>
+        <w:t xml:space="preserve">    tags: list[str] = field(default_factory=list)</w:t>
         <w:br/>
         <w:br/>
         <w:t xml:space="preserve">    # ------------------------------------------------------------------</w:t>
@@ -1961,7 +1961,7 @@
         <w:t xml:space="preserve">    # ------------------------------------------------------------------</w:t>
         <w:br/>
         <w:br/>
-        <w:t xml:space="preserve">    def to_dict(self) -&gt; dict:</w:t>
+        <w:t xml:space="preserve">    def to_dict(self) -&gt; dict[str, Any]:</w:t>
         <w:br/>
         <w:t xml:space="preserve">        """</w:t>
         <w:br/>
@@ -2106,7 +2106,7 @@
         <w:t xml:space="preserve">            raise InvalidTaskError(f"Email '{self.email}' is not a valid address.")</w:t>
         <w:br/>
         <w:br/>
-        <w:t xml:space="preserve">    def to_dict(self) -&gt; dict:</w:t>
+        <w:t xml:space="preserve">    def to_dict(self) -&gt; dict[str, Any]:</w:t>
         <w:br/>
         <w:t xml:space="preserve">        """</w:t>
         <w:br/>
@@ -2524,7 +2524,7 @@
         <w:br/>
         <w:br/>
         <w:br/>
-        <w:t>def validate_tags(tags: Any) -&gt; list:</w:t>
+        <w:t>def validate_tags(tags: Any) -&gt; list[str]:</w:t>
         <w:br/>
         <w:t xml:space="preserve">    """</w:t>
         <w:br/>
@@ -2614,7 +2614,7 @@
         <w:br/>
         <w:t xml:space="preserve">    due_date: Optional[datetime] = None,</w:t>
         <w:br/>
-        <w:t>) -&gt; dict:</w:t>
+        <w:t>) -&gt; dict[str, Any]:</w:t>
         <w:br/>
         <w:t xml:space="preserve">    """</w:t>
         <w:br/>
@@ -2811,7 +2811,7 @@
         <w:br/>
         <w:t>from datetime import datetime, timezone</w:t>
         <w:br/>
-        <w:t>from typing import Dict, List, Optional</w:t>
+        <w:t>from typing import Any, Dict, List, Optional</w:t>
         <w:br/>
         <w:br/>
         <w:t>from taskmanager.exceptions import (</w:t>
@@ -3574,7 +3574,7 @@
         <w:t xml:space="preserve">    # ------------------------------------------------------------------</w:t>
         <w:br/>
         <w:br/>
-        <w:t xml:space="preserve">    def get_statistics(self) -&gt; dict:</w:t>
+        <w:t xml:space="preserve">    def get_statistics(self) -&gt; dict[str, Any]:</w:t>
         <w:br/>
         <w:t xml:space="preserve">        """</w:t>
         <w:br/>
@@ -6842,7 +6842,7 @@
         <w:br/>
         <w:t xml:space="preserve">      - name: Run mypy</w:t>
         <w:br/>
-        <w:t xml:space="preserve">        run: mypy taskmanager/ --ignore-missing-imports --strict</w:t>
+        <w:t xml:space="preserve">        run: mypy taskmanager/ --exclude "tests" --ignore-missing-imports --strict</w:t>
         <w:br/>
         <w:br/>
         <w:t xml:space="preserve">  # -------------------------------------------------------------------------</w:t>
@@ -7278,6 +7278,8 @@
         <w:t>disallow_untyped_defs = true</w:t>
         <w:br/>
         <w:t>ignore_missing_imports = true</w:t>
+        <w:br/>
+        <w:t>exclude = ["tests"]</w:t>
         <w:br/>
         <w:br/>
         <w:t># ---------------------------------------------------------------------------</w:t>
